--- a/chatbot/backend/data/BOLSA DE TRABAJO.docx
+++ b/chatbot/backend/data/BOLSA DE TRABAJO.docx
@@ -3,406 +3,209 @@
 <w:document xmlns:wpc="http://schemas.microsoft.com/office/word/2010/wordprocessingCanvas" xmlns:cx="http://schemas.microsoft.com/office/drawing/2014/chartex" xmlns:cx1="http://schemas.microsoft.com/office/drawing/2015/9/8/chartex" xmlns:cx2="http://schemas.microsoft.com/office/drawing/2015/10/21/chartex" xmlns:cx3="http://schemas.microsoft.com/office/drawing/2016/5/9/chartex" xmlns:cx4="http://schemas.microsoft.com/office/drawing/2016/5/10/chartex" xmlns:cx5="http://schemas.microsoft.com/office/drawing/2016/5/11/chartex" xmlns:cx6="http://schemas.microsoft.com/office/drawing/2016/5/12/chartex" xmlns:cx7="http://schemas.microsoft.com/office/drawing/2016/5/13/chartex" xmlns:cx8="http://schemas.microsoft.com/office/drawing/2016/5/14/chartex" xmlns:mc="http://schemas.openxmlformats.org/markup-compatibility/2006" xmlns:aink="http://schemas.microsoft.com/office/drawing/2016/ink" xmlns:am3d="http://schemas.microsoft.com/office/drawing/2017/model3d" xmlns:o="urn:schemas-microsoft-com:office:office" xmlns:oel="http://schemas.microsoft.com/office/2019/extlst" xmlns:r="http://schemas.openxmlformats.org/officeDocument/2006/relationships" xmlns:m="http://schemas.openxmlformats.org/officeDocument/2006/math" xmlns:v="urn:schemas-microsoft-com:vml" xmlns:wp14="http://schemas.microsoft.com/office/word/2010/wordprocessingDrawing" xmlns:wp="http://schemas.openxmlformats.org/drawingml/2006/wordprocessingDrawing" xmlns:w10="urn:schemas-microsoft-com:office:word" xmlns:w="http://schemas.openxmlformats.org/wordprocessingml/2006/main" xmlns:w14="http://schemas.microsoft.com/office/word/2010/wordml" xmlns:w15="http://schemas.microsoft.com/office/word/2012/wordml" xmlns:w16cex="http://schemas.microsoft.com/office/word/2018/wordml/cex" xmlns:w16cid="http://schemas.microsoft.com/office/word/2016/wordml/cid" xmlns:w16="http://schemas.microsoft.com/office/word/2018/wordml" xmlns:w16sdtdh="http://schemas.microsoft.com/office/word/2020/wordml/sdtdatahash" xmlns:w16se="http://schemas.microsoft.com/office/word/2015/wordml/symex" xmlns:wpg="http://schemas.microsoft.com/office/word/2010/wordprocessingGroup" xmlns:wpi="http://schemas.microsoft.com/office/word/2010/wordprocessingInk" xmlns:wne="http://schemas.microsoft.com/office/word/2006/wordml" xmlns:wps="http://schemas.microsoft.com/office/word/2010/wordprocessingShape" mc:Ignorable="w14 w15 w16se w16cid w16 w16cex w16sdtdh wp14">
   <w:body>
     <w:p>
-      <w:pPr>
-        <w:rPr>
-          <w:b/>
-          <w:bCs/>
-        </w:rPr>
-      </w:pPr>
-      <w:r>
-        <w:rPr>
-          <w:b/>
-          <w:bCs/>
-        </w:rPr>
+      <w:r>
         <w:t># SERVICIO: BOLSA DE TRABAJO - DIRECCIÓN REGIONAL DE TRABAJO</w:t>
       </w:r>
     </w:p>
-    <w:p>
-      <w:pPr>
-        <w:rPr>
-          <w:b/>
-          <w:bCs/>
-        </w:rPr>
-      </w:pPr>
-    </w:p>
-    <w:p>
-      <w:pPr>
-        <w:rPr>
-          <w:b/>
-          <w:bCs/>
-        </w:rPr>
-      </w:pPr>
-      <w:r>
-        <w:rPr>
-          <w:b/>
-          <w:bCs/>
-        </w:rPr>
+    <w:p/>
+    <w:p>
+      <w:r>
         <w:t>## 1. Definición y Propósito</w:t>
       </w:r>
     </w:p>
     <w:p>
-      <w:pPr>
-        <w:rPr>
-          <w:b/>
-          <w:bCs/>
-        </w:rPr>
-      </w:pPr>
-      <w:r>
-        <w:rPr>
-          <w:b/>
-          <w:bCs/>
-        </w:rPr>
+      <w:r>
         <w:t>La Bolsa de Trabajo de la Dirección Regional de Trabajo es un servicio gratuito diseñado para facilitar el encuentro laboral entre personas que buscan empleo y empleadores que requieren contratar personal. Su objetivo fundamental es promover la inserción laboral formal en la región.</w:t>
       </w:r>
     </w:p>
-    <w:p>
-      <w:pPr>
-        <w:rPr>
-          <w:b/>
-          <w:bCs/>
-        </w:rPr>
-      </w:pPr>
-    </w:p>
-    <w:p>
-      <w:pPr>
-        <w:rPr>
-          <w:b/>
-          <w:bCs/>
-        </w:rPr>
-      </w:pPr>
-      <w:r>
-        <w:rPr>
-          <w:b/>
-          <w:bCs/>
-        </w:rPr>
+    <w:p/>
+    <w:p>
+      <w:r>
         <w:t>## 2. Acceso y Costos</w:t>
       </w:r>
     </w:p>
     <w:p>
-      <w:pPr>
-        <w:rPr>
-          <w:b/>
-          <w:bCs/>
-        </w:rPr>
-      </w:pPr>
-      <w:r>
-        <w:rPr>
-          <w:b/>
-          <w:bCs/>
-        </w:rPr>
-        <w:t>* **Público Objetivo:** El servicio está disponible para todas las personas mayores de edad (18 años en adelante) que se encuentren en búsqueda de empleo y que cumplan con los perfiles y requisitos establecidos en las vacantes publicadas.</w:t>
-      </w:r>
-    </w:p>
-    <w:p>
-      <w:pPr>
-        <w:rPr>
-          <w:b/>
-          <w:bCs/>
-        </w:rPr>
-      </w:pPr>
-      <w:r>
-        <w:rPr>
-          <w:b/>
-          <w:bCs/>
-        </w:rPr>
-        <w:t>* **Política de Costos:** El servicio es totalmente gratuito. Esto incluye el registro en la plataforma, la postulación a las ofertas laborales y todos los servicios de intermediación laboral asociados.</w:t>
-      </w:r>
-    </w:p>
-    <w:p>
-      <w:pPr>
-        <w:rPr>
-          <w:b/>
-          <w:bCs/>
-        </w:rPr>
-      </w:pPr>
-    </w:p>
-    <w:p>
-      <w:pPr>
-        <w:rPr>
-          <w:b/>
-          <w:bCs/>
-        </w:rPr>
-      </w:pPr>
-      <w:r>
-        <w:rPr>
-          <w:b/>
-          <w:bCs/>
-        </w:rPr>
+      <w:r>
+        <w:t xml:space="preserve">* **Público </w:t>
+      </w:r>
+      <w:proofErr w:type="gramStart"/>
+      <w:r>
+        <w:t>Objetivo:*</w:t>
+      </w:r>
+      <w:proofErr w:type="gramEnd"/>
+      <w:r>
+        <w:t>* El servicio está disponible para todas las personas mayores de edad (18 años en adelante) que se encuentren en búsqueda de empleo y que cumplan con los perfiles y requisitos establecidos en las vacantes publicadas.</w:t>
+      </w:r>
+    </w:p>
+    <w:p>
+      <w:r>
+        <w:t xml:space="preserve">* **Política de </w:t>
+      </w:r>
+      <w:proofErr w:type="gramStart"/>
+      <w:r>
+        <w:t>Costos:*</w:t>
+      </w:r>
+      <w:proofErr w:type="gramEnd"/>
+      <w:r>
+        <w:t>* El servicio es totalmente gratuito. Esto incluye el registro en la plataforma, la postulación a las ofertas laborales y todos los servicios de intermediación laboral asociados.</w:t>
+      </w:r>
+    </w:p>
+    <w:p/>
+    <w:p>
+      <w:r>
         <w:t>## 3. Registro en la Bolsa de Trabajo</w:t>
       </w:r>
     </w:p>
     <w:p>
-      <w:pPr>
-        <w:rPr>
-          <w:b/>
-          <w:bCs/>
-        </w:rPr>
-      </w:pPr>
-      <w:r>
-        <w:rPr>
-          <w:b/>
-          <w:bCs/>
-        </w:rPr>
+      <w:r>
         <w:t>Los usuarios pueden realizar su inscripción mediante dos modalidades:</w:t>
       </w:r>
     </w:p>
     <w:p>
-      <w:pPr>
-        <w:rPr>
-          <w:b/>
-          <w:bCs/>
-        </w:rPr>
-      </w:pPr>
-      <w:r>
-        <w:rPr>
-          <w:b/>
-          <w:bCs/>
-        </w:rPr>
-        <w:t>* **Plataforma Virtual:** A través del portal oficial del Ministerio de Trabajo: WWW.EMPLEOSPERU.GOB.PE.</w:t>
-      </w:r>
-    </w:p>
-    <w:p>
-      <w:pPr>
-        <w:rPr>
-          <w:b/>
-          <w:bCs/>
-        </w:rPr>
-      </w:pPr>
-      <w:r>
-        <w:rPr>
-          <w:b/>
-          <w:bCs/>
-        </w:rPr>
-        <w:t>* **Atención Presencial:** Acudiendo directamente a un Centro de Empleo, donde se brinda orientación y apoyo guiado para completar el proceso de inscripción.</w:t>
-      </w:r>
-    </w:p>
-    <w:p>
-      <w:pPr>
-        <w:rPr>
-          <w:b/>
-          <w:bCs/>
-        </w:rPr>
-      </w:pPr>
-    </w:p>
-    <w:p>
-      <w:pPr>
-        <w:rPr>
-          <w:b/>
-          <w:bCs/>
-        </w:rPr>
-      </w:pPr>
-      <w:r>
-        <w:rPr>
-          <w:b/>
-          <w:bCs/>
-        </w:rPr>
+      <w:r>
+        <w:t xml:space="preserve">* **Plataforma </w:t>
+      </w:r>
+      <w:proofErr w:type="gramStart"/>
+      <w:r>
+        <w:t>Virtual:*</w:t>
+      </w:r>
+      <w:proofErr w:type="gramEnd"/>
+      <w:r>
+        <w:t>* A través del portal oficial del Ministerio de Trabajo: WWW.EMPLEOSPERU.GOB.PE.</w:t>
+      </w:r>
+    </w:p>
+    <w:p>
+      <w:r>
+        <w:t xml:space="preserve">* **Atención </w:t>
+      </w:r>
+      <w:proofErr w:type="gramStart"/>
+      <w:r>
+        <w:t>Presencial:*</w:t>
+      </w:r>
+      <w:proofErr w:type="gramEnd"/>
+      <w:r>
+        <w:t>* Acudiendo directamente a un Centro de Empleo, donde se brinda orientación y apoyo guiado para completar el proceso de inscripción.</w:t>
+      </w:r>
+    </w:p>
+    <w:p/>
+    <w:p>
+      <w:r>
         <w:t>## 4. Requisitos para el Registro</w:t>
       </w:r>
     </w:p>
     <w:p>
-      <w:pPr>
-        <w:rPr>
-          <w:b/>
-          <w:bCs/>
-        </w:rPr>
-      </w:pPr>
-      <w:r>
-        <w:rPr>
-          <w:b/>
-          <w:bCs/>
-        </w:rPr>
+      <w:r>
         <w:t>Para registrarse, el usuario debe contar con la siguiente documentación e información:</w:t>
       </w:r>
     </w:p>
     <w:p>
-      <w:pPr>
-        <w:rPr>
-          <w:b/>
-          <w:bCs/>
-        </w:rPr>
-      </w:pPr>
-      <w:r>
-        <w:rPr>
-          <w:b/>
-          <w:bCs/>
-        </w:rPr>
-        <w:t>* **Documento de Identidad:** Documento Nacional de Identidad (DNI) o documento de identidad vigente.</w:t>
-      </w:r>
-    </w:p>
-    <w:p>
-      <w:pPr>
-        <w:rPr>
-          <w:b/>
-          <w:bCs/>
-        </w:rPr>
-      </w:pPr>
-      <w:r>
-        <w:rPr>
-          <w:b/>
-          <w:bCs/>
-        </w:rPr>
-        <w:t>* **Currículum Vitae:** CV actualizado.</w:t>
-      </w:r>
-    </w:p>
-    <w:p>
-      <w:pPr>
-        <w:rPr>
-          <w:b/>
-          <w:bCs/>
-        </w:rPr>
-      </w:pPr>
-      <w:r>
-        <w:rPr>
-          <w:b/>
-          <w:bCs/>
-        </w:rPr>
-        <w:lastRenderedPageBreak/>
-        <w:t>* **Información Personal:** Detalles completos sobre estudios realizados, trayectoria laboral previa y competencias técnicas.</w:t>
-      </w:r>
-    </w:p>
-    <w:p>
-      <w:pPr>
-        <w:rPr>
-          <w:b/>
-          <w:bCs/>
-        </w:rPr>
-      </w:pPr>
-    </w:p>
-    <w:p>
-      <w:pPr>
-        <w:rPr>
-          <w:b/>
-          <w:bCs/>
-        </w:rPr>
-      </w:pPr>
-      <w:r>
-        <w:rPr>
-          <w:b/>
-          <w:bCs/>
-        </w:rPr>
+      <w:r>
+        <w:t xml:space="preserve">* **Documento de </w:t>
+      </w:r>
+      <w:proofErr w:type="gramStart"/>
+      <w:r>
+        <w:t>Identidad:*</w:t>
+      </w:r>
+      <w:proofErr w:type="gramEnd"/>
+      <w:r>
+        <w:t>* Documento Nacional de Identidad (DNI) o documento de identidad vigente.</w:t>
+      </w:r>
+    </w:p>
+    <w:p>
+      <w:r>
+        <w:t xml:space="preserve">* **Currículum </w:t>
+      </w:r>
+      <w:proofErr w:type="gramStart"/>
+      <w:r>
+        <w:t>Vitae:*</w:t>
+      </w:r>
+      <w:proofErr w:type="gramEnd"/>
+      <w:r>
+        <w:t>* CV actualizado.</w:t>
+      </w:r>
+    </w:p>
+    <w:p>
+      <w:r>
+        <w:t xml:space="preserve">* **Información </w:t>
+      </w:r>
+      <w:proofErr w:type="gramStart"/>
+      <w:r>
+        <w:t>Personal:*</w:t>
+      </w:r>
+      <w:proofErr w:type="gramEnd"/>
+      <w:r>
+        <w:t>* Detalles completos sobre estudios realizados, trayectoria laboral previa y competencias técnicas.</w:t>
+      </w:r>
+    </w:p>
+    <w:p/>
+    <w:p>
+      <w:r>
         <w:t>## 5. Proceso de Postulación</w:t>
       </w:r>
     </w:p>
     <w:p>
-      <w:pPr>
-        <w:rPr>
-          <w:b/>
-          <w:bCs/>
-        </w:rPr>
-      </w:pPr>
-      <w:r>
-        <w:rPr>
-          <w:b/>
-          <w:bCs/>
-        </w:rPr>
+      <w:r>
         <w:t>Una vez que el usuario ha completado su registro en la plataforma, el proceso es el siguiente:</w:t>
       </w:r>
     </w:p>
     <w:p>
-      <w:pPr>
-        <w:rPr>
-          <w:b/>
-          <w:bCs/>
-        </w:rPr>
-      </w:pPr>
-      <w:r>
-        <w:rPr>
-          <w:b/>
-          <w:bCs/>
-        </w:rPr>
+      <w:r>
         <w:t>1. El usuario debe consultar las vacantes disponibles publicadas en el sistema.</w:t>
       </w:r>
     </w:p>
     <w:p>
-      <w:pPr>
-        <w:rPr>
-          <w:b/>
-          <w:bCs/>
-        </w:rPr>
-      </w:pPr>
-      <w:r>
-        <w:rPr>
-          <w:b/>
-          <w:bCs/>
-        </w:rPr>
+      <w:r>
         <w:t>2. El usuario debe identificar y postular únicamente a aquellas ofertas que se ajusten a su perfil profesional y experiencia laboral.</w:t>
       </w:r>
     </w:p>
-    <w:p>
-      <w:pPr>
-        <w:rPr>
-          <w:b/>
-          <w:bCs/>
-        </w:rPr>
-      </w:pPr>
-    </w:p>
-    <w:p>
-      <w:pPr>
-        <w:rPr>
-          <w:b/>
-          <w:bCs/>
-        </w:rPr>
-      </w:pPr>
-      <w:r>
-        <w:rPr>
-          <w:b/>
-          <w:bCs/>
-        </w:rPr>
+    <w:p/>
+    <w:p>
+      <w:r>
         <w:t>## 6. Consideraciones sobre el Empleo y Selección (Gestión de Expectativas)</w:t>
       </w:r>
     </w:p>
     <w:p>
-      <w:pPr>
-        <w:rPr>
-          <w:b/>
-          <w:bCs/>
-        </w:rPr>
-      </w:pPr>
-      <w:r>
-        <w:rPr>
-          <w:b/>
-          <w:bCs/>
-        </w:rPr>
+      <w:r>
         <w:t>Es fundamental que el usuario comprenda las limitaciones del servicio para evitar falsas expectativas:</w:t>
       </w:r>
     </w:p>
     <w:p>
-      <w:pPr>
-        <w:rPr>
-          <w:b/>
-          <w:bCs/>
-        </w:rPr>
-      </w:pPr>
-      <w:r>
-        <w:rPr>
-          <w:b/>
-          <w:bCs/>
-        </w:rPr>
-        <w:t>* **No hay garantía de contratación:** El Ministerio de Trabajo actúa únicamente como facilitador y ente de intermediación entre el empleador y el postulante.</w:t>
-      </w:r>
-    </w:p>
-    <w:p>
-      <w:pPr>
-        <w:rPr>
-          <w:b/>
-          <w:bCs/>
-        </w:rPr>
-      </w:pPr>
-      <w:r>
-        <w:rPr>
-          <w:b/>
-          <w:bCs/>
-        </w:rPr>
-        <w:t>* **Decisión final:** La decisión de contratación corresponde exclusivamente a la empresa que ofrece la vacante, no a la entidad estatal.</w:t>
-      </w:r>
-    </w:p>
-    <w:p>
-      <w:r>
-        <w:rPr>
-          <w:b/>
-          <w:bCs/>
-        </w:rPr>
-        <w:t>* **Comunicación de resultados:** En caso de ser seleccionado para avanzar en el proceso, el empleador se comunicará directamente con el postulante, ya sea vía llamada telefónica o correo electrónico, para informar sobre las siguientes etapas del proceso de selección.</w:t>
+      <w:r>
+        <w:t xml:space="preserve">* **No hay garantía de </w:t>
+      </w:r>
+      <w:proofErr w:type="gramStart"/>
+      <w:r>
+        <w:t>contratación:*</w:t>
+      </w:r>
+      <w:proofErr w:type="gramEnd"/>
+      <w:r>
+        <w:t>* El Ministerio de Trabajo actúa únicamente como facilitador y ente de intermediación entre el empleador y el postulante.</w:t>
+      </w:r>
+    </w:p>
+    <w:p>
+      <w:r>
+        <w:t xml:space="preserve">* **Decisión </w:t>
+      </w:r>
+      <w:proofErr w:type="gramStart"/>
+      <w:r>
+        <w:t>final:*</w:t>
+      </w:r>
+      <w:proofErr w:type="gramEnd"/>
+      <w:r>
+        <w:t>* La decisión de contratación corresponde exclusivamente a la empresa que ofrece la vacante, no a la entidad estatal.</w:t>
+      </w:r>
+    </w:p>
+    <w:p>
+      <w:r>
+        <w:t xml:space="preserve">* **Comunicación de </w:t>
+      </w:r>
+      <w:proofErr w:type="gramStart"/>
+      <w:r>
+        <w:t>resultados:*</w:t>
+      </w:r>
+      <w:proofErr w:type="gramEnd"/>
+      <w:r>
+        <w:t>* En caso de ser seleccionado para avanzar en el proceso, el empleador se comunicará directamente con el postulante, ya sea vía llamada telefónica o correo electrónico, para informar sobre las siguientes etapas del proceso de selección.</w:t>
       </w:r>
     </w:p>
     <w:sectPr>
